--- a/klagomål/S 3338-2025 FSC-klagomål.docx
+++ b/klagomål/S 3338-2025 FSC-klagomål.docx
@@ -832,7 +832,7 @@
     <w:r>
       <w:tab/>
       <w:tab/>
-      <w:t>2026-07-13</w:t>
+      <w:t>2026-07-14</w:t>
       <w:br/>
       <w:br/>
     </w:r>

--- a/klagomål/S 3338-2025 FSC-klagomål.docx
+++ b/klagomål/S 3338-2025 FSC-klagomål.docx
@@ -832,7 +832,7 @@
     <w:r>
       <w:tab/>
       <w:tab/>
-      <w:t>2026-07-14</w:t>
+      <w:t>2026-07-15</w:t>
       <w:br/>
       <w:br/>
     </w:r>

--- a/klagomål/S 3338-2025 FSC-klagomål.docx
+++ b/klagomål/S 3338-2025 FSC-klagomål.docx
@@ -832,7 +832,7 @@
     <w:r>
       <w:tab/>
       <w:tab/>
-      <w:t>2026-07-15</w:t>
+      <w:t>2026-07-16</w:t>
       <w:br/>
       <w:br/>
     </w:r>

--- a/klagomål/S 3338-2025 FSC-klagomål.docx
+++ b/klagomål/S 3338-2025 FSC-klagomål.docx
@@ -832,7 +832,7 @@
     <w:r>
       <w:tab/>
       <w:tab/>
-      <w:t>2026-07-16</w:t>
+      <w:t>2026-07-17</w:t>
       <w:br/>
       <w:br/>
     </w:r>

--- a/klagomål/S 3338-2025 FSC-klagomål.docx
+++ b/klagomål/S 3338-2025 FSC-klagomål.docx
@@ -832,7 +832,7 @@
     <w:r>
       <w:tab/>
       <w:tab/>
-      <w:t>2026-07-17</w:t>
+      <w:t>2026-07-18</w:t>
       <w:br/>
       <w:br/>
     </w:r>

--- a/klagomål/S 3338-2025 FSC-klagomål.docx
+++ b/klagomål/S 3338-2025 FSC-klagomål.docx
@@ -832,7 +832,7 @@
     <w:r>
       <w:tab/>
       <w:tab/>
-      <w:t>2026-07-18</w:t>
+      <w:t>2026-07-19</w:t>
       <w:br/>
       <w:br/>
     </w:r>

--- a/klagomål/S 3338-2025 FSC-klagomål.docx
+++ b/klagomål/S 3338-2025 FSC-klagomål.docx
@@ -832,7 +832,7 @@
     <w:r>
       <w:tab/>
       <w:tab/>
-      <w:t>2026-07-19</w:t>
+      <w:t>2026-07-20</w:t>
       <w:br/>
       <w:br/>
     </w:r>

--- a/klagomål/S 3338-2025 FSC-klagomål.docx
+++ b/klagomål/S 3338-2025 FSC-klagomål.docx
@@ -832,7 +832,7 @@
     <w:r>
       <w:tab/>
       <w:tab/>
-      <w:t>2026-07-20</w:t>
+      <w:t>2026-07-21</w:t>
       <w:br/>
       <w:br/>
     </w:r>

--- a/klagomål/S 3338-2025 FSC-klagomål.docx
+++ b/klagomål/S 3338-2025 FSC-klagomål.docx
@@ -832,7 +832,7 @@
     <w:r>
       <w:tab/>
       <w:tab/>
-      <w:t>2026-07-21</w:t>
+      <w:t>2026-07-22</w:t>
       <w:br/>
       <w:br/>
     </w:r>

--- a/klagomål/S 3338-2025 FSC-klagomål.docx
+++ b/klagomål/S 3338-2025 FSC-klagomål.docx
@@ -832,7 +832,7 @@
     <w:r>
       <w:tab/>
       <w:tab/>
-      <w:t>2026-07-22</w:t>
+      <w:t>2026-07-23</w:t>
       <w:br/>
       <w:br/>
     </w:r>

--- a/klagomål/S 3338-2025 FSC-klagomål.docx
+++ b/klagomål/S 3338-2025 FSC-klagomål.docx
@@ -832,7 +832,7 @@
     <w:r>
       <w:tab/>
       <w:tab/>
-      <w:t>2026-07-23</w:t>
+      <w:t>2026-07-24</w:t>
       <w:br/>
       <w:br/>
     </w:r>

--- a/klagomål/S 3338-2025 FSC-klagomål.docx
+++ b/klagomål/S 3338-2025 FSC-klagomål.docx
@@ -832,7 +832,7 @@
     <w:r>
       <w:tab/>
       <w:tab/>
-      <w:t>2026-07-24</w:t>
+      <w:t>2026-07-25</w:t>
       <w:br/>
       <w:br/>
     </w:r>

--- a/klagomål/S 3338-2025 FSC-klagomål.docx
+++ b/klagomål/S 3338-2025 FSC-klagomål.docx
@@ -832,7 +832,7 @@
     <w:r>
       <w:tab/>
       <w:tab/>
-      <w:t>2026-07-25</w:t>
+      <w:t>2026-07-26</w:t>
       <w:br/>
       <w:br/>
     </w:r>

--- a/klagomål/S 3338-2025 FSC-klagomål.docx
+++ b/klagomål/S 3338-2025 FSC-klagomål.docx
@@ -832,7 +832,7 @@
     <w:r>
       <w:tab/>
       <w:tab/>
-      <w:t>2026-07-26</w:t>
+      <w:t>2026-07-27</w:t>
       <w:br/>
       <w:br/>
     </w:r>

--- a/klagomål/S 3338-2025 FSC-klagomål.docx
+++ b/klagomål/S 3338-2025 FSC-klagomål.docx
@@ -832,7 +832,7 @@
     <w:r>
       <w:tab/>
       <w:tab/>
-      <w:t>2026-07-27</w:t>
+      <w:t>2026-07-28</w:t>
       <w:br/>
       <w:br/>
     </w:r>

--- a/klagomål/S 3338-2025 FSC-klagomål.docx
+++ b/klagomål/S 3338-2025 FSC-klagomål.docx
@@ -832,7 +832,7 @@
     <w:r>
       <w:tab/>
       <w:tab/>
-      <w:t>2026-07-28</w:t>
+      <w:t>2026-07-29</w:t>
       <w:br/>
       <w:br/>
     </w:r>

--- a/klagomål/S 3338-2025 FSC-klagomål.docx
+++ b/klagomål/S 3338-2025 FSC-klagomål.docx
@@ -832,7 +832,7 @@
     <w:r>
       <w:tab/>
       <w:tab/>
-      <w:t>2026-07-29</w:t>
+      <w:t>2026-07-30</w:t>
       <w:br/>
       <w:br/>
     </w:r>

--- a/klagomål/S 3338-2025 FSC-klagomål.docx
+++ b/klagomål/S 3338-2025 FSC-klagomål.docx
@@ -832,7 +832,7 @@
     <w:r>
       <w:tab/>
       <w:tab/>
-      <w:t>2026-07-30</w:t>
+      <w:t>2026-07-31</w:t>
       <w:br/>
       <w:br/>
     </w:r>

--- a/klagomål/S 3338-2025 FSC-klagomål.docx
+++ b/klagomål/S 3338-2025 FSC-klagomål.docx
@@ -832,7 +832,7 @@
     <w:r>
       <w:tab/>
       <w:tab/>
-      <w:t>2026-07-31</w:t>
+      <w:t>2026-08-01</w:t>
       <w:br/>
       <w:br/>
     </w:r>

--- a/klagomål/S 3338-2025 FSC-klagomål.docx
+++ b/klagomål/S 3338-2025 FSC-klagomål.docx
@@ -832,7 +832,7 @@
     <w:r>
       <w:tab/>
       <w:tab/>
-      <w:t>2026-08-01</w:t>
+      <w:t>2026-08-02</w:t>
       <w:br/>
       <w:br/>
     </w:r>

--- a/klagomål/S 3338-2025 FSC-klagomål.docx
+++ b/klagomål/S 3338-2025 FSC-klagomål.docx
@@ -832,7 +832,7 @@
     <w:r>
       <w:tab/>
       <w:tab/>
-      <w:t>2026-08-02</w:t>
+      <w:t>2026-08-03</w:t>
       <w:br/>
       <w:br/>
     </w:r>

--- a/klagomål/S 3338-2025 FSC-klagomål.docx
+++ b/klagomål/S 3338-2025 FSC-klagomål.docx
@@ -832,7 +832,7 @@
     <w:r>
       <w:tab/>
       <w:tab/>
-      <w:t>2026-08-03</w:t>
+      <w:t>2026-08-05</w:t>
       <w:br/>
       <w:br/>
     </w:r>

--- a/klagomål/S 3338-2025 FSC-klagomål.docx
+++ b/klagomål/S 3338-2025 FSC-klagomål.docx
@@ -832,7 +832,7 @@
     <w:r>
       <w:tab/>
       <w:tab/>
-      <w:t>2026-08-05</w:t>
+      <w:t>2026-08-07</w:t>
       <w:br/>
       <w:br/>
     </w:r>

--- a/klagomål/S 3338-2025 FSC-klagomål.docx
+++ b/klagomål/S 3338-2025 FSC-klagomål.docx
@@ -832,7 +832,7 @@
     <w:r>
       <w:tab/>
       <w:tab/>
-      <w:t>2026-08-07</w:t>
+      <w:t>2026-08-08</w:t>
       <w:br/>
       <w:br/>
     </w:r>

--- a/klagomål/S 3338-2025 FSC-klagomål.docx
+++ b/klagomål/S 3338-2025 FSC-klagomål.docx
@@ -216,7 +216,7 @@
         <w:spacing w:after="240"/>
       </w:pPr>
       <w:r>
-        <w:t>Figur 1. Fyndplatser för naturvårdsarter i och inom 25 meter från samrådsanmälan. Markörer utan svart kant är placerade på fyndplatsen. Markörer med svart kant är placerade vid sidan av fyndplatsen har ett svart streck som visar fyndplatsens exakta position. Kartans mittpunktskoordinat är N 6580989, E 499609 i SWEREF 99 TM.</w:t>
+        <w:t>Figur 1. Fyndplatser för naturvårdsarter i och inom 25 meter från samrådsanmälan. Markörer utan svart kant är placerade på fyndplatsen. Markörer med svart kant är placerade vid sidan av fyndplatsen och har ett svart streck som visar fyndplatsens exakta position. Kartans mittpunktskoordinat är N 6580989, E 499609 i SWEREF 99 TM.</w:t>
       </w:r>
     </w:p>
     <w:p>
@@ -832,7 +832,7 @@
     <w:r>
       <w:tab/>
       <w:tab/>
-      <w:t>2026-08-14</w:t>
+      <w:t>2026-08-15</w:t>
       <w:br/>
       <w:br/>
     </w:r>

--- a/klagomål/S 3338-2025 FSC-klagomål.docx
+++ b/klagomål/S 3338-2025 FSC-klagomål.docx
@@ -832,7 +832,7 @@
     <w:r>
       <w:tab/>
       <w:tab/>
-      <w:t>2026-08-15</w:t>
+      <w:t>2026-08-16</w:t>
       <w:br/>
       <w:br/>
     </w:r>

--- a/klagomål/S 3338-2025 FSC-klagomål.docx
+++ b/klagomål/S 3338-2025 FSC-klagomål.docx
@@ -832,7 +832,7 @@
     <w:r>
       <w:tab/>
       <w:tab/>
-      <w:t>2026-08-16</w:t>
+      <w:t>2026-08-17</w:t>
       <w:br/>
       <w:br/>
     </w:r>

--- a/klagomål/S 3338-2025 FSC-klagomål.docx
+++ b/klagomål/S 3338-2025 FSC-klagomål.docx
@@ -832,7 +832,7 @@
     <w:r>
       <w:tab/>
       <w:tab/>
-      <w:t>2026-08-17</w:t>
+      <w:t>2026-08-18</w:t>
       <w:br/>
       <w:br/>
     </w:r>

--- a/klagomål/S 3338-2025 FSC-klagomål.docx
+++ b/klagomål/S 3338-2025 FSC-klagomål.docx
@@ -832,7 +832,7 @@
     <w:r>
       <w:tab/>
       <w:tab/>
-      <w:t>2026-08-18</w:t>
+      <w:t>2026-08-19</w:t>
       <w:br/>
       <w:br/>
     </w:r>

--- a/klagomål/S 3338-2025 FSC-klagomål.docx
+++ b/klagomål/S 3338-2025 FSC-klagomål.docx
@@ -832,7 +832,7 @@
     <w:r>
       <w:tab/>
       <w:tab/>
-      <w:t>2026-08-19</w:t>
+      <w:t>2026-08-20</w:t>
       <w:br/>
       <w:br/>
     </w:r>

--- a/klagomål/S 3338-2025 FSC-klagomål.docx
+++ b/klagomål/S 3338-2025 FSC-klagomål.docx
@@ -832,7 +832,7 @@
     <w:r>
       <w:tab/>
       <w:tab/>
-      <w:t>2026-08-20</w:t>
+      <w:t>2026-08-21</w:t>
       <w:br/>
       <w:br/>
     </w:r>

--- a/klagomål/S 3338-2025 FSC-klagomål.docx
+++ b/klagomål/S 3338-2025 FSC-klagomål.docx
@@ -832,7 +832,7 @@
     <w:r>
       <w:tab/>
       <w:tab/>
-      <w:t>2026-08-21</w:t>
+      <w:t>2026-08-22</w:t>
       <w:br/>
       <w:br/>
     </w:r>

--- a/klagomål/S 3338-2025 FSC-klagomål.docx
+++ b/klagomål/S 3338-2025 FSC-klagomål.docx
@@ -832,7 +832,7 @@
     <w:r>
       <w:tab/>
       <w:tab/>
-      <w:t>2026-08-22</w:t>
+      <w:t>2026-08-23</w:t>
       <w:br/>
       <w:br/>
     </w:r>

--- a/klagomål/S 3338-2025 FSC-klagomål.docx
+++ b/klagomål/S 3338-2025 FSC-klagomål.docx
@@ -832,7 +832,7 @@
     <w:r>
       <w:tab/>
       <w:tab/>
-      <w:t>2026-08-23</w:t>
+      <w:t>2026-08-24</w:t>
       <w:br/>
       <w:br/>
     </w:r>

--- a/klagomål/S 3338-2025 FSC-klagomål.docx
+++ b/klagomål/S 3338-2025 FSC-klagomål.docx
@@ -178,7 +178,7 @@
       <w:r>
         <w:drawing>
           <wp:inline xmlns:a="http://schemas.openxmlformats.org/drawingml/2006/main" xmlns:pic="http://schemas.openxmlformats.org/drawingml/2006/picture">
-            <wp:extent cx="5486400" cy="5209252"/>
+            <wp:extent cx="5486400" cy="5199825"/>
             <wp:docPr id="1" name="Picture 1"/>
             <wp:cNvGraphicFramePr>
               <a:graphicFrameLocks noChangeAspect="1"/>
@@ -199,7 +199,7 @@
                   <pic:spPr>
                     <a:xfrm>
                       <a:off x="0" y="0"/>
-                      <a:ext cx="5486400" cy="5209252"/>
+                      <a:ext cx="5486400" cy="5199825"/>
                     </a:xfrm>
                     <a:prstGeom prst="rect"/>
                   </pic:spPr>
@@ -221,7 +221,7 @@
     </w:p>
     <w:p>
       <w:r>
-        <w:t>I och inom 25 meter från samrådsanmälan finns fynd av 9 naturvårdsarter, varav 6 är rödlistade, 1 är fridlyst, 5 är typiska (T) och 2 är signalarter (S): ask (EN), bitter taggsvamp (EN), gul taggsvamp (VU, T), kopparspindling (VU), porslinsblå spindling (VU, T), orange taggsvamp (NT, T), rödgul trumpetsvamp (S), stubbspretmossa (S, T) och blåsippa (T, §9). Se Figur 1.</w:t>
+        <w:t>I och inom 25 meter från samrådsanmälan finns fynd av 17 naturvårdsarter, varav 7 är rödlistade, 3 är fridlysta, 8 är typiska (T) och 4 är signalarter (S): ask (EN), bitter taggsvamp (EN), gul taggsvamp (VU, T), kopparspindling (VU), porslinsblå spindling (VU, T), loppstarr (NT), orange taggsvamp (NT, T), gräsull (S), källmossa (S), rödgul trumpetsvamp (S), stubbspretmossa (S, T), bergsslok (T), blåsippa (T, §9), brudborste (T), hultbräken (T), fläcknycklar (§8) och revlummer (§9). Se Figur 1.</w:t>
       </w:r>
     </w:p>
     <w:p>
@@ -403,6 +403,26 @@
         <w:rPr>
           <w:b/>
         </w:rPr>
+        <w:t xml:space="preserve">Bergsslok </w:t>
+      </w:r>
+      <w:r>
+        <w:t xml:space="preserve">är typisk art för </w:t>
+      </w:r>
+      <w:r>
+        <w:rPr>
+          <w:i/>
+        </w:rPr>
+        <w:t>9190 Näringsfattig ekskog</w:t>
+      </w:r>
+      <w:r>
+        <w:t xml:space="preserve"> (SLU Artdatabanken, 2025).</w:t>
+      </w:r>
+    </w:p>
+    <w:p>
+      <w:r>
+        <w:rPr>
+          <w:b/>
+        </w:rPr>
         <w:t>Blåsippa (§9)</w:t>
       </w:r>
       <w:r>
@@ -425,6 +445,55 @@
       </w:r>
       <w:r>
         <w:t xml:space="preserve"> (SLU Artdatabanken, 2025).</w:t>
+      </w:r>
+    </w:p>
+    <w:p>
+      <w:r>
+        <w:rPr>
+          <w:b/>
+        </w:rPr>
+        <w:t>Brudborste</w:t>
+      </w:r>
+      <w:r>
+        <w:t xml:space="preserve"> är typisk art för </w:t>
+      </w:r>
+      <w:r>
+        <w:rPr>
+          <w:i/>
+        </w:rPr>
+        <w:t xml:space="preserve">9050 Näringsrik granskog, 9040 Fjällbjörkskog, 6530 Lövängar, 6430 Högörtängar </w:t>
+      </w:r>
+      <w:r>
+        <w:t xml:space="preserve">och </w:t>
+      </w:r>
+      <w:r>
+        <w:rPr>
+          <w:i/>
+        </w:rPr>
+        <w:t>6510 Slåtterängar i låglandet</w:t>
+      </w:r>
+      <w:r>
+        <w:t xml:space="preserve"> (SLU Artdatabanken, 2025).</w:t>
+      </w:r>
+    </w:p>
+    <w:p>
+      <w:r>
+        <w:rPr>
+          <w:b/>
+        </w:rPr>
+        <w:t xml:space="preserve">Hultbräken </w:t>
+      </w:r>
+      <w:r>
+        <w:t xml:space="preserve">är typisk art för </w:t>
+      </w:r>
+      <w:r>
+        <w:rPr>
+          <w:i/>
+        </w:rPr>
+        <w:t xml:space="preserve">9050 Näringsrik granskog </w:t>
+      </w:r>
+      <w:r>
+        <w:t>(SLU Artdatabanken, 2025).</w:t>
       </w:r>
     </w:p>
     <w:p>
@@ -517,7 +586,7 @@
         <w:rPr>
           <w:i/>
         </w:rPr>
-        <w:t>I det samrådsanmälda skogsområdet har 9 naturvårdsarter varav 6 rödlistade arter sina livsmiljöer och växtplatser.</w:t>
+        <w:t>I det samrådsanmälda skogsområdet har 17 naturvårdsarter varav 7 rödlistade arter sina livsmiljöer och växtplatser.</w:t>
       </w:r>
     </w:p>
     <w:p>
@@ -832,7 +901,7 @@
     <w:r>
       <w:tab/>
       <w:tab/>
-      <w:t>2026-08-24</w:t>
+      <w:t>2026-08-25</w:t>
       <w:br/>
       <w:br/>
     </w:r>

--- a/klagomål/S 3338-2025 FSC-klagomål.docx
+++ b/klagomål/S 3338-2025 FSC-klagomål.docx
@@ -901,7 +901,7 @@
     <w:r>
       <w:tab/>
       <w:tab/>
-      <w:t>2026-08-25</w:t>
+      <w:t>2026-08-26</w:t>
       <w:br/>
       <w:br/>
     </w:r>

--- a/klagomål/S 3338-2025 FSC-klagomål.docx
+++ b/klagomål/S 3338-2025 FSC-klagomål.docx
@@ -901,7 +901,7 @@
     <w:r>
       <w:tab/>
       <w:tab/>
-      <w:t>2026-08-26</w:t>
+      <w:t>2026-08-27</w:t>
       <w:br/>
       <w:br/>
     </w:r>

--- a/klagomål/S 3338-2025 FSC-klagomål.docx
+++ b/klagomål/S 3338-2025 FSC-klagomål.docx
@@ -901,7 +901,7 @@
     <w:r>
       <w:tab/>
       <w:tab/>
-      <w:t>2026-08-27</w:t>
+      <w:t>2026-08-28</w:t>
       <w:br/>
       <w:br/>
     </w:r>

--- a/klagomål/S 3338-2025 FSC-klagomål.docx
+++ b/klagomål/S 3338-2025 FSC-klagomål.docx
@@ -901,7 +901,7 @@
     <w:r>
       <w:tab/>
       <w:tab/>
-      <w:t>2026-08-28</w:t>
+      <w:t>2026-08-29</w:t>
       <w:br/>
       <w:br/>
     </w:r>

--- a/klagomål/S 3338-2025 FSC-klagomål.docx
+++ b/klagomål/S 3338-2025 FSC-klagomål.docx
@@ -901,7 +901,7 @@
     <w:r>
       <w:tab/>
       <w:tab/>
-      <w:t>2026-08-29</w:t>
+      <w:t>2026-08-31</w:t>
       <w:br/>
       <w:br/>
     </w:r>

--- a/klagomål/S 3338-2025 FSC-klagomål.docx
+++ b/klagomål/S 3338-2025 FSC-klagomål.docx
@@ -901,7 +901,7 @@
     <w:r>
       <w:tab/>
       <w:tab/>
-      <w:t>2026-08-31</w:t>
+      <w:t>2026-09-01</w:t>
       <w:br/>
       <w:br/>
     </w:r>

--- a/klagomål/S 3338-2025 FSC-klagomål.docx
+++ b/klagomål/S 3338-2025 FSC-klagomål.docx
@@ -901,7 +901,7 @@
     <w:r>
       <w:tab/>
       <w:tab/>
-      <w:t>2026-09-01</w:t>
+      <w:t>2026-09-02</w:t>
       <w:br/>
       <w:br/>
     </w:r>

--- a/klagomål/S 3338-2025 FSC-klagomål.docx
+++ b/klagomål/S 3338-2025 FSC-klagomål.docx
@@ -901,7 +901,7 @@
     <w:r>
       <w:tab/>
       <w:tab/>
-      <w:t>2026-09-02</w:t>
+      <w:t>2026-09-03</w:t>
       <w:br/>
       <w:br/>
     </w:r>

--- a/klagomål/S 3338-2025 FSC-klagomål.docx
+++ b/klagomål/S 3338-2025 FSC-klagomål.docx
@@ -901,7 +901,7 @@
     <w:r>
       <w:tab/>
       <w:tab/>
-      <w:t>2026-09-03</w:t>
+      <w:t>2026-09-04</w:t>
       <w:br/>
       <w:br/>
     </w:r>

--- a/klagomål/S 3338-2025 FSC-klagomål.docx
+++ b/klagomål/S 3338-2025 FSC-klagomål.docx
@@ -901,7 +901,7 @@
     <w:r>
       <w:tab/>
       <w:tab/>
-      <w:t>2026-09-04</w:t>
+      <w:t>2026-09-05</w:t>
       <w:br/>
       <w:br/>
     </w:r>
